--- a/全国大学生竞赛桌面应用需求大纲_已确认.docx
+++ b/全国大学生竞赛桌面应用需求大纲_已确认.docx
@@ -36,7 +36,7 @@
         <w:jc w:val="center"/>
       </w:pPr>
       <w:r>
-        <w:t>已确认产品范围、数据来源、功能与发布方式（更新日期：2026年8月8日）</w:t>
+        <w:t>已确认产品范围、数据来源、功能与发布方式（更新日期：2026年8月11日）</w:t>
       </w:r>
     </w:p>
     <w:p>
@@ -88,7 +88,7 @@
         <w:spacing w:after="100"/>
       </w:pPr>
       <w:r>
-        <w:t>一句话定位：【自动收集、更新并提醒全国大学生竞赛信息的双语桌面工具】</w:t>
+        <w:t>一句话定位：【自动收集、更新并展示全国大学生竞赛信息的双语桌面工具】</w:t>
       </w:r>
     </w:p>
     <w:p>
@@ -858,7 +858,7 @@
                 <w:b w:val="0"/>
                 <w:sz w:val="21"/>
               </w:rPr>
-              <w:t>用于排序和提醒</w:t>
+              <w:t>用于排序与报名规划</w:t>
             </w:r>
           </w:p>
         </w:tc>
@@ -1609,39 +1609,6 @@
     </w:p>
     <w:p>
       <w:pPr>
-        <w:pStyle w:val="4"/>
-        <w:spacing w:before="200" w:after="100"/>
-      </w:pPr>
-      <w:r>
-        <w:t>5.3 报名提醒</w:t>
-      </w:r>
-    </w:p>
-    <w:p>
-      <w:pPr>
-        <w:pStyle w:val="16"/>
-      </w:pPr>
-      <w:r>
-        <w:t>□ 应用内显示即将截止</w:t>
-      </w:r>
-    </w:p>
-    <w:p>
-      <w:pPr>
-        <w:pStyle w:val="16"/>
-      </w:pPr>
-      <w:r>
-        <w:t>□ 默认提前提醒天数：【30天、15天、5天、1天；允许用户调整】</w:t>
-      </w:r>
-    </w:p>
-    <w:p>
-      <w:pPr>
-        <w:pStyle w:val="16"/>
-      </w:pPr>
-      <w:r>
-        <w:t>□ 应用关闭时是否仍需提醒：【否；仅在应用运行时提醒】</w:t>
-      </w:r>
-    </w:p>
-    <w:p>
-      <w:pPr>
         <w:pStyle w:val="3"/>
         <w:spacing w:before="200" w:after="100"/>
       </w:pPr>
@@ -2283,7 +2250,7 @@
         <w:spacing w:after="100"/>
       </w:pPr>
       <w:r>
-        <w:t>是否允许社区提交新数据源：【是；提交内容须由产品负责人审核后采用】</w:t>
+        <w:t>是否允许社区提交新数据源：【否；当前版本不纳入】</w:t>
       </w:r>
     </w:p>
     <w:p>
@@ -2389,7 +2356,7 @@
         <w:spacing w:after="100"/>
       </w:pPr>
       <w:r>
-        <w:t>GitHub 用户名／组织名：【最终版完成并确认后填写】</w:t>
+        <w:t>GitHub 用户名／组织名：【hhx-gg】</w:t>
       </w:r>
     </w:p>
     <w:p>
@@ -2823,65 +2790,6 @@
           <w:p>
             <w:r>
               <w:t>展示判断依据；证据不足时暂无评级</w:t>
-            </w:r>
-          </w:p>
-        </w:tc>
-      </w:tr>
-      <w:tr>
-        <w:tblPrEx>
-          <w:tblBorders>
-            <w:top w:val="single" w:color="auto" w:sz="4" w:space="0"/>
-            <w:left w:val="single" w:color="auto" w:sz="4" w:space="0"/>
-            <w:bottom w:val="single" w:color="auto" w:sz="4" w:space="0"/>
-            <w:right w:val="single" w:color="auto" w:sz="4" w:space="0"/>
-            <w:insideH w:val="single" w:color="auto" w:sz="4" w:space="0"/>
-            <w:insideV w:val="single" w:color="auto" w:sz="4" w:space="0"/>
-          </w:tblBorders>
-          <w:tblCellMar>
-            <w:top w:w="0" w:type="dxa"/>
-            <w:left w:w="108" w:type="dxa"/>
-            <w:bottom w:w="0" w:type="dxa"/>
-            <w:right w:w="108" w:type="dxa"/>
-          </w:tblCellMar>
-        </w:tblPrEx>
-        <w:tc>
-          <w:tcPr>
-            <w:tcW w:w="3173" w:type="dxa"/>
-            <w:vAlign w:val="center"/>
-          </w:tcPr>
-          <w:p>
-            <w:pPr>
-              <w:spacing w:after="0" w:line="240" w:lineRule="auto"/>
-            </w:pPr>
-            <w:r>
-              <w:rPr>
-                <w:rFonts w:ascii="微软雅黑" w:hAnsi="微软雅黑" w:eastAsia="微软雅黑"/>
-                <w:b w:val="0"/>
-                <w:sz w:val="21"/>
-              </w:rPr>
-              <w:t>截止提醒</w:t>
-            </w:r>
-          </w:p>
-        </w:tc>
-        <w:tc>
-          <w:tcPr>
-            <w:tcW w:w="3173" w:type="dxa"/>
-            <w:vAlign w:val="center"/>
-          </w:tcPr>
-          <w:p>
-            <w:r>
-              <w:t>P0</w:t>
-            </w:r>
-          </w:p>
-        </w:tc>
-        <w:tc>
-          <w:tcPr>
-            <w:tcW w:w="3173" w:type="dxa"/>
-            <w:vAlign w:val="center"/>
-          </w:tcPr>
-          <w:p>
-            <w:r>
-              <w:t>仅应用运行时提醒</w:t>
             </w:r>
           </w:p>
         </w:tc>
